--- a/fuentes/Actividad_didactica_CF06.docx
+++ b/fuentes/Actividad_didactica_CF06.docx
@@ -3827,13 +3827,6 @@
               <w:t>boolean</w:t>
             </w:r>
             <w:proofErr w:type="spellEnd"/>
-            <w:r>
-              <w:rPr>
-                <w:rFonts w:ascii="Arial" w:hAnsi="Arial" w:cs="Arial"/>
-                <w:lang w:val="es-ES_tradnl"/>
-              </w:rPr>
-              <w:t>.</w:t>
-            </w:r>
           </w:p>
         </w:tc>
         <w:tc>
@@ -3944,13 +3937,6 @@
               <w:t>string</w:t>
             </w:r>
             <w:proofErr w:type="spellEnd"/>
-            <w:r>
-              <w:rPr>
-                <w:rFonts w:ascii="Arial" w:hAnsi="Arial" w:cs="Arial"/>
-                <w:lang w:val="es-ES_tradnl"/>
-              </w:rPr>
-              <w:t>.</w:t>
-            </w:r>
           </w:p>
         </w:tc>
         <w:tc>
@@ -4052,13 +4038,6 @@
               <w:t>number</w:t>
             </w:r>
             <w:proofErr w:type="spellEnd"/>
-            <w:r>
-              <w:rPr>
-                <w:rFonts w:ascii="Arial" w:hAnsi="Arial" w:cs="Arial"/>
-                <w:lang w:val="es-ES_tradnl"/>
-              </w:rPr>
-              <w:t>.</w:t>
-            </w:r>
           </w:p>
         </w:tc>
         <w:tc>
@@ -4160,13 +4139,6 @@
               <w:t>array</w:t>
             </w:r>
             <w:proofErr w:type="spellEnd"/>
-            <w:r>
-              <w:rPr>
-                <w:rFonts w:ascii="Arial" w:hAnsi="Arial" w:cs="Arial"/>
-                <w:lang w:val="es-ES_tradnl"/>
-              </w:rPr>
-              <w:t>.</w:t>
-            </w:r>
           </w:p>
         </w:tc>
         <w:tc>
@@ -7371,13 +7343,6 @@
               <w:t>f</w:t>
             </w:r>
             <w:proofErr w:type="spellEnd"/>
-            <w:r>
-              <w:rPr>
-                <w:rFonts w:ascii="Arial" w:hAnsi="Arial" w:cs="Arial"/>
-                <w:lang w:val="es-ES_tradnl"/>
-              </w:rPr>
-              <w:t>.</w:t>
-            </w:r>
           </w:p>
         </w:tc>
         <w:tc>
@@ -7479,13 +7444,6 @@
               <w:t>switch</w:t>
             </w:r>
             <w:proofErr w:type="spellEnd"/>
-            <w:r>
-              <w:rPr>
-                <w:rFonts w:ascii="Arial" w:hAnsi="Arial" w:cs="Arial"/>
-                <w:lang w:val="es-ES_tradnl"/>
-              </w:rPr>
-              <w:t>.</w:t>
-            </w:r>
           </w:p>
         </w:tc>
         <w:tc>
@@ -7589,13 +7547,6 @@
               <w:t>for</w:t>
             </w:r>
             <w:proofErr w:type="spellEnd"/>
-            <w:r>
-              <w:rPr>
-                <w:rFonts w:ascii="Arial" w:hAnsi="Arial" w:cs="Arial"/>
-                <w:lang w:val="es-ES_tradnl"/>
-              </w:rPr>
-              <w:t>.</w:t>
-            </w:r>
           </w:p>
         </w:tc>
         <w:tc>
@@ -7703,13 +7654,6 @@
                 <w:lang w:val="es-ES_tradnl"/>
               </w:rPr>
               <w:t>break</w:t>
-            </w:r>
-            <w:r>
-              <w:rPr>
-                <w:rFonts w:ascii="Arial" w:hAnsi="Arial" w:cs="Arial"/>
-                <w:lang w:val="es-ES_tradnl"/>
-              </w:rPr>
-              <w:t>.</w:t>
             </w:r>
           </w:p>
         </w:tc>
@@ -13820,13 +13764,6 @@
                 <w:lang w:val="es-ES_tradnl"/>
               </w:rPr>
             </w:pPr>
-            <w:r>
-              <w:rPr>
-                <w:rFonts w:ascii="Arial" w:hAnsi="Arial" w:cs="Arial"/>
-                <w:lang w:val="es-ES_tradnl"/>
-              </w:rPr>
-              <w:t xml:space="preserve"> </w:t>
-            </w:r>
             <w:proofErr w:type="spellStart"/>
             <w:r>
               <w:rPr>
@@ -13836,13 +13773,6 @@
               <w:t>if</w:t>
             </w:r>
             <w:proofErr w:type="spellEnd"/>
-            <w:r>
-              <w:rPr>
-                <w:rFonts w:ascii="Arial" w:hAnsi="Arial" w:cs="Arial"/>
-                <w:lang w:val="es-ES_tradnl"/>
-              </w:rPr>
-              <w:t>.</w:t>
-            </w:r>
           </w:p>
         </w:tc>
         <w:tc>
@@ -13942,21 +13872,7 @@
                 <w:rFonts w:ascii="Arial" w:hAnsi="Arial" w:cs="Arial"/>
                 <w:lang w:val="es-ES_tradnl"/>
               </w:rPr>
-              <w:t xml:space="preserve"> </w:t>
-            </w:r>
-            <w:r>
-              <w:rPr>
-                <w:rFonts w:ascii="Arial" w:hAnsi="Arial" w:cs="Arial"/>
-                <w:lang w:val="es-ES_tradnl"/>
-              </w:rPr>
               <w:t>try...catch</w:t>
-            </w:r>
-            <w:r>
-              <w:rPr>
-                <w:rFonts w:ascii="Arial" w:hAnsi="Arial" w:cs="Arial"/>
-                <w:lang w:val="es-ES_tradnl"/>
-              </w:rPr>
-              <w:t>.</w:t>
             </w:r>
           </w:p>
         </w:tc>
@@ -14059,13 +13975,6 @@
                 <w:lang w:val="es-ES_tradnl"/>
               </w:rPr>
             </w:pPr>
-            <w:r>
-              <w:rPr>
-                <w:rFonts w:ascii="Arial" w:hAnsi="Arial" w:cs="Arial"/>
-                <w:lang w:val="es-ES_tradnl"/>
-              </w:rPr>
-              <w:t xml:space="preserve"> </w:t>
-            </w:r>
             <w:proofErr w:type="spellStart"/>
             <w:r>
               <w:rPr>
@@ -14075,13 +13984,6 @@
               <w:t>for</w:t>
             </w:r>
             <w:proofErr w:type="spellEnd"/>
-            <w:r>
-              <w:rPr>
-                <w:rFonts w:ascii="Arial" w:hAnsi="Arial" w:cs="Arial"/>
-                <w:lang w:val="es-ES_tradnl"/>
-              </w:rPr>
-              <w:t>.</w:t>
-            </w:r>
           </w:p>
         </w:tc>
         <w:tc>
@@ -14189,14 +14091,9 @@
               </w:rPr>
               <w:t>witch</w:t>
             </w:r>
+            <w:bookmarkStart w:id="0" w:name="_GoBack"/>
+            <w:bookmarkEnd w:id="0"/>
             <w:proofErr w:type="spellEnd"/>
-            <w:r>
-              <w:rPr>
-                <w:rFonts w:ascii="Arial" w:hAnsi="Arial" w:cs="Arial"/>
-                <w:lang w:val="es-ES_tradnl"/>
-              </w:rPr>
-              <w:t>.</w:t>
-            </w:r>
           </w:p>
         </w:tc>
         <w:tc>
@@ -15719,8 +15616,6 @@
               </w:rPr>
               <w:t>Mayo</w:t>
             </w:r>
-            <w:bookmarkStart w:id="0" w:name="_GoBack"/>
-            <w:bookmarkEnd w:id="0"/>
             <w:r>
               <w:rPr>
                 <w:rFonts w:ascii="Arial" w:eastAsia="Calibri" w:hAnsi="Arial" w:cs="Arial"/>
@@ -16832,12 +16727,14 @@
 </file>
 
 <file path=customXml/item1.xml><?xml version="1.0" encoding="utf-8"?>
-<?mso-contentType ?>
-<FormTemplates xmlns="http://schemas.microsoft.com/sharepoint/v3/contenttype/forms">
-  <Display>DocumentLibraryForm</Display>
-  <Edit>DocumentLibraryForm</Edit>
-  <New>DocumentLibraryForm</New>
-</FormTemplates>
+<p:properties xmlns:p="http://schemas.microsoft.com/office/2006/metadata/properties" xmlns:xsi="http://www.w3.org/2001/XMLSchema-instance" xmlns:pc="http://schemas.microsoft.com/office/infopath/2007/PartnerControls">
+  <documentManagement>
+    <TaxCatchAll xmlns="13c90a0b-73bc-4dc0-be5f-28d77b615beb" xsi:nil="true"/>
+    <lcf76f155ced4ddcb4097134ff3c332f xmlns="13c93bba-48ce-428c-bfe5-88b42c19b028">
+      <Terms xmlns="http://schemas.microsoft.com/office/infopath/2007/PartnerControls"/>
+    </lcf76f155ced4ddcb4097134ff3c332f>
+  </documentManagement>
+</p:properties>
 </file>
 
 <file path=customXml/item2.xml><?xml version="1.0" encoding="utf-8"?>
@@ -17076,20 +16973,21 @@
 </file>
 
 <file path=customXml/item3.xml><?xml version="1.0" encoding="utf-8"?>
-<p:properties xmlns:p="http://schemas.microsoft.com/office/2006/metadata/properties" xmlns:xsi="http://www.w3.org/2001/XMLSchema-instance" xmlns:pc="http://schemas.microsoft.com/office/infopath/2007/PartnerControls">
-  <documentManagement>
-    <TaxCatchAll xmlns="13c90a0b-73bc-4dc0-be5f-28d77b615beb" xsi:nil="true"/>
-    <lcf76f155ced4ddcb4097134ff3c332f xmlns="13c93bba-48ce-428c-bfe5-88b42c19b028">
-      <Terms xmlns="http://schemas.microsoft.com/office/infopath/2007/PartnerControls"/>
-    </lcf76f155ced4ddcb4097134ff3c332f>
-  </documentManagement>
-</p:properties>
+<?mso-contentType ?>
+<FormTemplates xmlns="http://schemas.microsoft.com/sharepoint/v3/contenttype/forms">
+  <Display>DocumentLibraryForm</Display>
+  <Edit>DocumentLibraryForm</Edit>
+  <New>DocumentLibraryForm</New>
+</FormTemplates>
 </file>
 
 <file path=customXml/itemProps1.xml><?xml version="1.0" encoding="utf-8"?>
-<ds:datastoreItem xmlns:ds="http://schemas.openxmlformats.org/officeDocument/2006/customXml" ds:itemID="{5A4FF8A4-467D-4246-8A74-ED9E5C806C96}">
+<ds:datastoreItem xmlns:ds="http://schemas.openxmlformats.org/officeDocument/2006/customXml" ds:itemID="{8858A4A1-D01D-4613-BA67-BA6844916D93}">
   <ds:schemaRefs>
-    <ds:schemaRef ds:uri="http://schemas.microsoft.com/sharepoint/v3/contenttype/forms"/>
+    <ds:schemaRef ds:uri="http://schemas.microsoft.com/office/2006/metadata/properties"/>
+    <ds:schemaRef ds:uri="http://schemas.microsoft.com/office/infopath/2007/PartnerControls"/>
+    <ds:schemaRef ds:uri="13c90a0b-73bc-4dc0-be5f-28d77b615beb"/>
+    <ds:schemaRef ds:uri="13c93bba-48ce-428c-bfe5-88b42c19b028"/>
   </ds:schemaRefs>
 </ds:datastoreItem>
 </file>
@@ -17114,12 +17012,9 @@
 </file>
 
 <file path=customXml/itemProps3.xml><?xml version="1.0" encoding="utf-8"?>
-<ds:datastoreItem xmlns:ds="http://schemas.openxmlformats.org/officeDocument/2006/customXml" ds:itemID="{8858A4A1-D01D-4613-BA67-BA6844916D93}">
+<ds:datastoreItem xmlns:ds="http://schemas.openxmlformats.org/officeDocument/2006/customXml" ds:itemID="{5A4FF8A4-467D-4246-8A74-ED9E5C806C96}">
   <ds:schemaRefs>
-    <ds:schemaRef ds:uri="http://schemas.microsoft.com/office/2006/metadata/properties"/>
-    <ds:schemaRef ds:uri="http://schemas.microsoft.com/office/infopath/2007/PartnerControls"/>
-    <ds:schemaRef ds:uri="13c90a0b-73bc-4dc0-be5f-28d77b615beb"/>
-    <ds:schemaRef ds:uri="13c93bba-48ce-428c-bfe5-88b42c19b028"/>
+    <ds:schemaRef ds:uri="http://schemas.microsoft.com/sharepoint/v3/contenttype/forms"/>
   </ds:schemaRefs>
 </ds:datastoreItem>
 </file>